--- a/docs/resumenes/Normas_ElPeruano_20261028.docx
+++ b/docs/resumenes/Normas_ElPeruano_20261028.docx
@@ -145,7 +145,7 @@
                 <w:i w:val="0"/>
                 <w:sz w:val="19"/>
               </w:rPr>
-              <w:t>28/10/2026 11:32</w:t>
+              <w:t>28/10/2026 13:27</w:t>
             </w:r>
           </w:p>
         </w:tc>
